--- a/docs/lab4-screenshots.docx
+++ b/docs/lab4-screenshots.docx
@@ -433,13 +433,23 @@
     </w:p>
     <w:p>
       <w:pPr>
+        <w:sectPr>
+          <w:pgSz w:w="11906" w:h="16838"/>
+          <w:pgMar w:top="1134" w:right="850" w:bottom="1134" w:left="1701" w:header="720" w:footer="720" w:gutter="0"/>
+          <w:cols w:space="720"/>
+          <w:docGrid w:linePitch="360"/>
+        </w:sectPr>
+      </w:pPr>
+    </w:p>
+    <w:p>
+      <w:pPr>
         <w:spacing w:before="120" w:after="60"/>
         <w:jc w:val="center"/>
       </w:pPr>
       <w:r>
         <w:drawing>
           <wp:inline xmlns:a="http://schemas.openxmlformats.org/drawingml/2006/main" xmlns:pic="http://schemas.openxmlformats.org/drawingml/2006/picture">
-            <wp:extent cx="5905714" cy="3816000"/>
+            <wp:extent cx="9072000" cy="5106000"/>
             <wp:docPr id="9" name="Picture 9"/>
             <wp:cNvGraphicFramePr>
               <a:graphicFrameLocks noChangeAspect="1"/>
@@ -460,7 +470,7 @@
                   <pic:spPr>
                     <a:xfrm>
                       <a:off x="0" y="0"/>
-                      <a:ext cx="5905714" cy="3816000"/>
+                      <a:ext cx="9072000" cy="5106000"/>
                     </a:xfrm>
                     <a:prstGeom prst="rect"/>
                   </pic:spPr>
@@ -484,7 +494,7 @@
       </w:r>
     </w:p>
     <w:sectPr>
-      <w:pgSz w:w="11906" w:h="16838"/>
+      <w:pgSz w:w="16838" w:h="11906" w:orient="landscape"/>
       <w:pgMar w:top="1134" w:right="850" w:bottom="1134" w:left="1701" w:header="720" w:footer="720" w:gutter="0"/>
       <w:cols w:space="720"/>
       <w:docGrid w:linePitch="360"/>

--- a/docs/lab4-screenshots.docx
+++ b/docs/lab4-screenshots.docx
@@ -23,7 +23,7 @@
       <w:r>
         <w:drawing>
           <wp:inline xmlns:a="http://schemas.openxmlformats.org/drawingml/2006/main" xmlns:pic="http://schemas.openxmlformats.org/drawingml/2006/picture">
-            <wp:extent cx="5485500" cy="3816000"/>
+            <wp:extent cx="5760000" cy="4766897"/>
             <wp:docPr id="1" name="Picture 1"/>
             <wp:cNvGraphicFramePr>
               <a:graphicFrameLocks noChangeAspect="1"/>
@@ -44,7 +44,7 @@
                   <pic:spPr>
                     <a:xfrm>
                       <a:off x="0" y="0"/>
-                      <a:ext cx="5485500" cy="3816000"/>
+                      <a:ext cx="5760000" cy="4766897"/>
                     </a:xfrm>
                     <a:prstGeom prst="rect"/>
                   </pic:spPr>
@@ -75,7 +75,7 @@
       <w:r>
         <w:drawing>
           <wp:inline xmlns:a="http://schemas.openxmlformats.org/drawingml/2006/main" xmlns:pic="http://schemas.openxmlformats.org/drawingml/2006/picture">
-            <wp:extent cx="5485500" cy="3816000"/>
+            <wp:extent cx="5760000" cy="5541517"/>
             <wp:docPr id="2" name="Picture 2"/>
             <wp:cNvGraphicFramePr>
               <a:graphicFrameLocks noChangeAspect="1"/>
@@ -96,7 +96,7 @@
                   <pic:spPr>
                     <a:xfrm>
                       <a:off x="0" y="0"/>
-                      <a:ext cx="5485500" cy="3816000"/>
+                      <a:ext cx="5760000" cy="5541517"/>
                     </a:xfrm>
                     <a:prstGeom prst="rect"/>
                   </pic:spPr>
@@ -127,7 +127,7 @@
       <w:r>
         <w:drawing>
           <wp:inline xmlns:a="http://schemas.openxmlformats.org/drawingml/2006/main" xmlns:pic="http://schemas.openxmlformats.org/drawingml/2006/picture">
-            <wp:extent cx="5930270" cy="3816000"/>
+            <wp:extent cx="5760000" cy="4286338"/>
             <wp:docPr id="3" name="Picture 3"/>
             <wp:cNvGraphicFramePr>
               <a:graphicFrameLocks noChangeAspect="1"/>
@@ -148,7 +148,7 @@
                   <pic:spPr>
                     <a:xfrm>
                       <a:off x="0" y="0"/>
-                      <a:ext cx="5930270" cy="3816000"/>
+                      <a:ext cx="5760000" cy="4286338"/>
                     </a:xfrm>
                     <a:prstGeom prst="rect"/>
                   </pic:spPr>
@@ -179,7 +179,7 @@
       <w:r>
         <w:drawing>
           <wp:inline xmlns:a="http://schemas.openxmlformats.org/drawingml/2006/main" xmlns:pic="http://schemas.openxmlformats.org/drawingml/2006/picture">
-            <wp:extent cx="5930270" cy="3816000"/>
+            <wp:extent cx="5760000" cy="2484434"/>
             <wp:docPr id="4" name="Picture 4"/>
             <wp:cNvGraphicFramePr>
               <a:graphicFrameLocks noChangeAspect="1"/>
@@ -200,7 +200,7 @@
                   <pic:spPr>
                     <a:xfrm>
                       <a:off x="0" y="0"/>
-                      <a:ext cx="5930270" cy="3816000"/>
+                      <a:ext cx="5760000" cy="2484434"/>
                     </a:xfrm>
                     <a:prstGeom prst="rect"/>
                   </pic:spPr>
@@ -231,7 +231,7 @@
       <w:r>
         <w:drawing>
           <wp:inline xmlns:a="http://schemas.openxmlformats.org/drawingml/2006/main" xmlns:pic="http://schemas.openxmlformats.org/drawingml/2006/picture">
-            <wp:extent cx="5930270" cy="3816000"/>
+            <wp:extent cx="5760000" cy="2484434"/>
             <wp:docPr id="5" name="Picture 5"/>
             <wp:cNvGraphicFramePr>
               <a:graphicFrameLocks noChangeAspect="1"/>
@@ -252,7 +252,7 @@
                   <pic:spPr>
                     <a:xfrm>
                       <a:off x="0" y="0"/>
-                      <a:ext cx="5930270" cy="3816000"/>
+                      <a:ext cx="5760000" cy="2484434"/>
                     </a:xfrm>
                     <a:prstGeom prst="rect"/>
                   </pic:spPr>
@@ -283,7 +283,7 @@
       <w:r>
         <w:drawing>
           <wp:inline xmlns:a="http://schemas.openxmlformats.org/drawingml/2006/main" xmlns:pic="http://schemas.openxmlformats.org/drawingml/2006/picture">
-            <wp:extent cx="5930270" cy="3816000"/>
+            <wp:extent cx="5760000" cy="3079245"/>
             <wp:docPr id="6" name="Picture 6"/>
             <wp:cNvGraphicFramePr>
               <a:graphicFrameLocks noChangeAspect="1"/>
@@ -304,7 +304,7 @@
                   <pic:spPr>
                     <a:xfrm>
                       <a:off x="0" y="0"/>
-                      <a:ext cx="5930270" cy="3816000"/>
+                      <a:ext cx="5760000" cy="3079245"/>
                     </a:xfrm>
                     <a:prstGeom prst="rect"/>
                   </pic:spPr>
@@ -335,7 +335,7 @@
       <w:r>
         <w:drawing>
           <wp:inline xmlns:a="http://schemas.openxmlformats.org/drawingml/2006/main" xmlns:pic="http://schemas.openxmlformats.org/drawingml/2006/picture">
-            <wp:extent cx="5485500" cy="3816000"/>
+            <wp:extent cx="5760000" cy="2609143"/>
             <wp:docPr id="7" name="Picture 7"/>
             <wp:cNvGraphicFramePr>
               <a:graphicFrameLocks noChangeAspect="1"/>
@@ -356,7 +356,7 @@
                   <pic:spPr>
                     <a:xfrm>
                       <a:off x="0" y="0"/>
-                      <a:ext cx="5485500" cy="3816000"/>
+                      <a:ext cx="5760000" cy="2609143"/>
                     </a:xfrm>
                     <a:prstGeom prst="rect"/>
                   </pic:spPr>
@@ -387,7 +387,7 @@
       <w:r>
         <w:drawing>
           <wp:inline xmlns:a="http://schemas.openxmlformats.org/drawingml/2006/main" xmlns:pic="http://schemas.openxmlformats.org/drawingml/2006/picture">
-            <wp:extent cx="5930270" cy="3816000"/>
+            <wp:extent cx="5760000" cy="2194286"/>
             <wp:docPr id="8" name="Picture 8"/>
             <wp:cNvGraphicFramePr>
               <a:graphicFrameLocks noChangeAspect="1"/>
@@ -408,7 +408,7 @@
                   <pic:spPr>
                     <a:xfrm>
                       <a:off x="0" y="0"/>
-                      <a:ext cx="5930270" cy="3816000"/>
+                      <a:ext cx="5760000" cy="2194286"/>
                     </a:xfrm>
                     <a:prstGeom prst="rect"/>
                   </pic:spPr>
@@ -433,23 +433,13 @@
     </w:p>
     <w:p>
       <w:pPr>
-        <w:sectPr>
-          <w:pgSz w:w="11906" w:h="16838"/>
-          <w:pgMar w:top="1134" w:right="850" w:bottom="1134" w:left="1701" w:header="720" w:footer="720" w:gutter="0"/>
-          <w:cols w:space="720"/>
-          <w:docGrid w:linePitch="360"/>
-        </w:sectPr>
-      </w:pPr>
-    </w:p>
-    <w:p>
-      <w:pPr>
         <w:spacing w:before="120" w:after="60"/>
         <w:jc w:val="center"/>
       </w:pPr>
       <w:r>
         <w:drawing>
           <wp:inline xmlns:a="http://schemas.openxmlformats.org/drawingml/2006/main" xmlns:pic="http://schemas.openxmlformats.org/drawingml/2006/picture">
-            <wp:extent cx="9072000" cy="5106000"/>
+            <wp:extent cx="3452759" cy="2864879"/>
             <wp:docPr id="9" name="Picture 9"/>
             <wp:cNvGraphicFramePr>
               <a:graphicFrameLocks noChangeAspect="1"/>
@@ -470,7 +460,7 @@
                   <pic:spPr>
                     <a:xfrm>
                       <a:off x="0" y="0"/>
-                      <a:ext cx="9072000" cy="5106000"/>
+                      <a:ext cx="3452759" cy="2864879"/>
                     </a:xfrm>
                     <a:prstGeom prst="rect"/>
                   </pic:spPr>
@@ -490,11 +480,11 @@
         <w:rPr>
           <w:sz w:val="24"/>
         </w:rPr>
-        <w:t>Рисунок 9 – Свойство signature сообщения из диаграммы классов</w:t>
+        <w:t>Рисунок 9 – Свойство signature сообщения переиспользовано из диаграммы классов</w:t>
       </w:r>
     </w:p>
     <w:sectPr>
-      <w:pgSz w:w="16838" w:h="11906" w:orient="landscape"/>
+      <w:pgSz w:w="11906" w:h="16838"/>
       <w:pgMar w:top="1134" w:right="850" w:bottom="1134" w:left="1701" w:header="720" w:footer="720" w:gutter="0"/>
       <w:cols w:space="720"/>
       <w:docGrid w:linePitch="360"/>
